--- a/КУРСОВОЙ ПРОЕКТ/Козинцев_Ведомость.docx
+++ b/КУРСОВОЙ ПРОЕКТ/Козинцев_Ведомость.docx
@@ -579,9 +579,8 @@
                 <w:i/>
                 <w:sz w:val="26"/>
                 <w:szCs w:val="26"/>
-                <w:lang w:val="en-US"/>
-              </w:rPr>
-              <w:t>3</w:t>
+              </w:rPr>
+              <w:t>4</w:t>
             </w:r>
             <w:r>
               <w:rPr>
@@ -4708,7 +4707,6 @@
                 <w:i/>
                 <w:sz w:val="20"/>
                 <w:highlight w:val="green"/>
-                <w:lang w:val="en-US"/>
               </w:rPr>
             </w:pPr>
             <w:r>
@@ -4724,9 +4722,8 @@
                 <w:rFonts w:ascii="ISOCPEUR" w:hAnsi="ISOCPEUR"/>
                 <w:i/>
                 <w:sz w:val="20"/>
-                <w:lang w:val="en-US"/>
-              </w:rPr>
-              <w:t>4</w:t>
+              </w:rPr>
+              <w:t>5</w:t>
             </w:r>
           </w:p>
         </w:tc>
@@ -4751,7 +4748,6 @@
                 <w:rFonts w:ascii="ISOCPEUR" w:hAnsi="ISOCPEUR"/>
                 <w:i/>
                 <w:sz w:val="20"/>
-                <w:lang w:val="en-US"/>
               </w:rPr>
             </w:pPr>
             <w:r>
@@ -4767,9 +4763,8 @@
                 <w:rFonts w:ascii="ISOCPEUR" w:hAnsi="ISOCPEUR"/>
                 <w:i/>
                 <w:sz w:val="20"/>
-                <w:lang w:val="en-US"/>
-              </w:rPr>
-              <w:t>4</w:t>
+              </w:rPr>
+              <w:t>5</w:t>
             </w:r>
           </w:p>
         </w:tc>
